--- a/docs/research/mvp/final/implementation/09-testing-qa/coverage-ledger.docx
+++ b/docs/research/mvp/final/implementation/09-testing-qa/coverage-ledger.docx
@@ -34,7 +34,7 @@
         <w:t xml:space="preserve"> </w:t>
       </w:r>
       <w:r>
-        <w:t xml:space="preserve">1</w:t>
+        <w:t xml:space="preserve">2</w:t>
       </w:r>
       <w:r>
         <w:br/>
@@ -50,7 +50,7 @@
         <w:t xml:space="preserve"> </w:t>
       </w:r>
       <w:r>
-        <w:t xml:space="preserve">2026-07-05T14:20:00Z</w:t>
+        <w:t xml:space="preserve">2026-07-06T10:45:05Z</w:t>
       </w:r>
       <w:r>
         <w:br/>
@@ -153,6 +153,43 @@
       </w:r>
       <w:r>
         <w:t xml:space="preserve">with an explicit re-arm trigger.</w:t>
+      </w:r>
+      <w:r>
+        <w:br/>
+      </w:r>
+      <w:r>
+        <w:rPr>
+          <w:b/>
+          <w:bCs/>
+        </w:rPr>
+        <w:t xml:space="preserve">Rev 2 (2026-07-06):</w:t>
+      </w:r>
+      <w:r>
+        <w:t xml:space="preserve"> </w:t>
+      </w:r>
+      <w:r>
+        <w:t xml:space="preserve">Pinned quantitative DDoS design targets for NFR-413/NFR-414 in</w:t>
+      </w:r>
+      <w:r>
+        <w:t xml:space="preserve"> </w:t>
+      </w:r>
+      <w:r>
+        <w:rPr>
+          <w:rStyle w:val="VerbatimChar"/>
+        </w:rPr>
+        <w:t xml:space="preserve">v08-testing/ddos.md</w:t>
+      </w:r>
+      <w:r>
+        <w:t xml:space="preserve"> </w:t>
+      </w:r>
+      <w:r>
+        <w:t xml:space="preserve">§10 and updated the GAP-6 closure statement to reference them. Marked</w:t>
+      </w:r>
+      <w:r>
+        <w:t xml:space="preserve"> </w:t>
+      </w:r>
+      <w:r>
+        <w:t xml:space="preserve">GAP-3 doc-level CLOSED (measurement pending Phase-2 CHAOS region-failover drill).</w:t>
       </w:r>
     </w:p>
     <w:p>
@@ -16694,22 +16731,180 @@
           <w:b/>
           <w:bCs/>
         </w:rPr>
-        <w:t xml:space="preserve">Remaining coordinator decision:</w:t>
-      </w:r>
-      <w:r>
+        <w:t xml:space="preserve">Quantitative design targets pinned (see</w:t>
+      </w:r>
+      <w:r>
+        <w:rPr>
+          <w:b/>
+          <w:bCs/>
+        </w:rPr>
         <w:t xml:space="preserve"> </w:t>
       </w:r>
       <w:r>
-        <w:t xml:space="preserve">The concrete design-attack-rate (</w:t>
+        <w:rPr>
+          <w:rStyle w:val="VerbatimChar"/>
+          <w:b/>
+          <w:bCs/>
+        </w:rPr>
+        <w:t xml:space="preserve">v08-testing/ddos.md</w:t>
+      </w:r>
+      <w:r>
+        <w:rPr>
+          <w:b/>
+          <w:bCs/>
+        </w:rPr>
+        <w:t xml:space="preserve"> </w:t>
+      </w:r>
+      <w:r>
+        <w:rPr>
+          <w:b/>
+          <w:bCs/>
+        </w:rPr>
+        <w:t xml:space="preserve">§10).</w:t>
+      </w:r>
+      <w:r>
+        <w:t xml:space="preserve"> </w:t>
+      </w:r>
+      <w:r>
+        <w:t xml:space="preserve">The Phase-2 DDoS bank will calibrate against the following design targets, not measured baselines:</w:t>
+      </w:r>
+    </w:p>
+    <w:p>
+      <w:pPr>
+        <w:pStyle w:val="Compact"/>
+        <w:numPr>
+          <w:ilvl w:val="0"/>
+          <w:numId w:val="1002"/>
+        </w:numPr>
+      </w:pPr>
+      <w:r>
+        <w:rPr>
+          <w:b/>
+          <w:bCs/>
+        </w:rPr>
+        <w:t xml:space="preserve">NFR-413 control-plane API flood:</w:t>
+      </w:r>
+      <w:r>
+        <w:t xml:space="preserve"> </w:t>
       </w:r>
       <w:r>
         <w:rPr>
           <w:rStyle w:val="VerbatimChar"/>
         </w:rPr>
-        <w:t xml:space="preserve">ATTACK_PPS</w:t>
-      </w:r>
-      <w:r>
-        <w:t xml:space="preserve">), legit-handshake SLO budget under flood, and supervisor restart budget are Phase-2 measured numbers; they must be calibrated during the Phase-2 soak before the DDOS gate becomes release-blocking.</w:t>
+        <w:t xml:space="preserve">ATTACK_PPS_API = 10 000</w:t>
+      </w:r>
+      <w:r>
+        <w:t xml:space="preserve"> </w:t>
+      </w:r>
+      <w:r>
+        <w:t xml:space="preserve">invalid req/s for 10 s; legitimate-client SLO = p95 &lt; 200 ms + zero HTTP 5xx.</w:t>
+      </w:r>
+    </w:p>
+    <w:p>
+      <w:pPr>
+        <w:pStyle w:val="Compact"/>
+        <w:numPr>
+          <w:ilvl w:val="0"/>
+          <w:numId w:val="1002"/>
+        </w:numPr>
+      </w:pPr>
+      <w:r>
+        <w:rPr>
+          <w:b/>
+          <w:bCs/>
+        </w:rPr>
+        <w:t xml:space="preserve">NFR-414 data-plane edge WG-init flood:</w:t>
+      </w:r>
+      <w:r>
+        <w:t xml:space="preserve"> </w:t>
+      </w:r>
+      <w:r>
+        <w:rPr>
+          <w:rStyle w:val="VerbatimChar"/>
+        </w:rPr>
+        <w:t xml:space="preserve">ATTACK_PPS_EDGE = 100 000</w:t>
+      </w:r>
+      <w:r>
+        <w:t xml:space="preserve"> </w:t>
+      </w:r>
+      <w:r>
+        <w:t xml:space="preserve">pps for 10 s; legitimate-handshake p99 budget &lt; 2 × unflooded baseline.</w:t>
+      </w:r>
+    </w:p>
+    <w:p>
+      <w:pPr>
+        <w:pStyle w:val="Compact"/>
+        <w:numPr>
+          <w:ilvl w:val="0"/>
+          <w:numId w:val="1002"/>
+        </w:numPr>
+      </w:pPr>
+      <w:r>
+        <w:rPr>
+          <w:b/>
+          <w:bCs/>
+        </w:rPr>
+        <w:t xml:space="preserve">Edge fail-static (</w:t>
+      </w:r>
+      <w:r>
+        <w:rPr>
+          <w:rStyle w:val="VerbatimChar"/>
+          <w:b/>
+          <w:bCs/>
+        </w:rPr>
+        <w:t xml:space="preserve">EDGE_FAILSTATIC</w:t>
+      </w:r>
+      <w:r>
+        <w:rPr>
+          <w:b/>
+          <w:bCs/>
+        </w:rPr>
+        <w:t xml:space="preserve">):</w:t>
+      </w:r>
+      <w:r>
+        <w:t xml:space="preserve"> </w:t>
+      </w:r>
+      <w:r>
+        <w:t xml:space="preserve">edge stays up, or restarts within 5 s with</w:t>
+      </w:r>
+      <w:r>
+        <w:t xml:space="preserve"> </w:t>
+      </w:r>
+      <w:r>
+        <w:rPr>
+          <w:b/>
+          <w:bCs/>
+        </w:rPr>
+        <w:t xml:space="preserve">zero</w:t>
+      </w:r>
+      <w:r>
+        <w:t xml:space="preserve"> </w:t>
+      </w:r>
+      <w:r>
+        <w:t xml:space="preserve">plaintext leak.</w:t>
+      </w:r>
+    </w:p>
+    <w:p>
+      <w:pPr>
+        <w:pStyle w:val="FirstParagraph"/>
+      </w:pPr>
+      <w:r>
+        <w:t xml:space="preserve">These targets will be calibrated during the Phase-2</w:t>
+      </w:r>
+      <w:r>
+        <w:t xml:space="preserve"> </w:t>
+      </w:r>
+      <w:r>
+        <w:rPr>
+          <w:rStyle w:val="VerbatimChar"/>
+        </w:rPr>
+        <w:t xml:space="preserve">multi-tenant-ha</w:t>
+      </w:r>
+      <w:r>
+        <w:t xml:space="preserve"> </w:t>
+      </w:r>
+      <w:r>
+        <w:t xml:space="preserve">soak; the DDOS gate becomes release-blocking only against the calibrated value.</w:t>
       </w:r>
     </w:p>
     <w:p>
@@ -16977,7 +17172,7 @@
               <w:pStyle w:val="Compact"/>
             </w:pPr>
             <w:r>
-              <w:t xml:space="preserve">GAP-6</w:t>
+              <w:t xml:space="preserve">GAP-1, GAP-3 (doc-level), GAP-4, GAP-5 (doc-level), GAP-6</w:t>
             </w:r>
           </w:p>
         </w:tc>
@@ -17001,7 +17196,61 @@
               <w:pStyle w:val="Compact"/>
             </w:pPr>
             <w:r>
-              <w:t xml:space="preserve">GAP-3 (NFR-205 DR RTO/RPO unverified), GAP-4 (Connector single owning doc), GAP-5 (all evidence states PENDING until build)</w:t>
+              <w:t xml:space="preserve">None at documentation level. Quantitative targets for NFR-205 (RTO/RPO) and NFR-413/414 (DDoS) remain measurement-pending until Phase-2 drills/benchmarks run against built code.</w:t>
+            </w:r>
+          </w:p>
+        </w:tc>
+      </w:tr>
+      <w:tr>
+        <w:tc>
+          <w:tcPr/>
+          <w:p>
+            <w:pPr>
+              <w:pStyle w:val="Compact"/>
+            </w:pPr>
+            <w:r>
+              <w:t xml:space="preserve">Doc-level closed / measurement-pending</w:t>
+            </w:r>
+          </w:p>
+        </w:tc>
+        <w:tc>
+          <w:tcPr/>
+          <w:p>
+            <w:pPr>
+              <w:pStyle w:val="Compact"/>
+            </w:pPr>
+            <w:r>
+              <w:t xml:space="preserve">GAP-3 — DR targets/runbooks authored; GAP-5 — all</w:t>
+            </w:r>
+            <w:r>
+              <w:t xml:space="preserve"> </w:t>
+            </w:r>
+            <w:r>
+              <w:rPr>
+                <w:rStyle w:val="VerbatimChar"/>
+              </w:rPr>
+              <w:t xml:space="preserve">v08-testing/</w:t>
+            </w:r>
+            <w:r>
+              <w:t xml:space="preserve"> </w:t>
+            </w:r>
+            <w:r>
+              <w:t xml:space="preserve">docs authored; evidence states honestly</w:t>
+            </w:r>
+            <w:r>
+              <w:t xml:space="preserve"> </w:t>
+            </w:r>
+            <w:r>
+              <w:rPr>
+                <w:rStyle w:val="VerbatimChar"/>
+              </w:rPr>
+              <w:t xml:space="preserve">PENDING</w:t>
+            </w:r>
+            <w:r>
+              <w:t xml:space="preserve"> </w:t>
+            </w:r>
+            <w:r>
+              <w:t xml:space="preserve">in spec phase</w:t>
             </w:r>
           </w:p>
         </w:tc>
@@ -17029,7 +17278,7 @@
         <w:pStyle w:val="Compact"/>
         <w:numPr>
           <w:ilvl w:val="0"/>
-          <w:numId w:val="1002"/>
+          <w:numId w:val="1003"/>
         </w:numPr>
       </w:pPr>
       <w:r>
@@ -17101,7 +17350,7 @@
         <w:pStyle w:val="Compact"/>
         <w:numPr>
           <w:ilvl w:val="0"/>
-          <w:numId w:val="1002"/>
+          <w:numId w:val="1003"/>
         </w:numPr>
       </w:pPr>
       <w:r>
@@ -17149,7 +17398,7 @@
         <w:pStyle w:val="Compact"/>
         <w:numPr>
           <w:ilvl w:val="0"/>
-          <w:numId w:val="1002"/>
+          <w:numId w:val="1003"/>
         </w:numPr>
       </w:pPr>
       <w:r>
@@ -17490,6 +17739,36 @@
     </w:lvlOverride>
   </w:num>
   <w:num w:numId="1002">
+    <w:abstractNumId w:val="99411"/>
+    <w:lvlOverride w:ilvl="0">
+      <w:startOverride w:val="1"/>
+    </w:lvlOverride>
+    <w:lvlOverride w:ilvl="1">
+      <w:startOverride w:val="1"/>
+    </w:lvlOverride>
+    <w:lvlOverride w:ilvl="2">
+      <w:startOverride w:val="1"/>
+    </w:lvlOverride>
+    <w:lvlOverride w:ilvl="3">
+      <w:startOverride w:val="1"/>
+    </w:lvlOverride>
+    <w:lvlOverride w:ilvl="4">
+      <w:startOverride w:val="1"/>
+    </w:lvlOverride>
+    <w:lvlOverride w:ilvl="5">
+      <w:startOverride w:val="1"/>
+    </w:lvlOverride>
+    <w:lvlOverride w:ilvl="6">
+      <w:startOverride w:val="1"/>
+    </w:lvlOverride>
+    <w:lvlOverride w:ilvl="7">
+      <w:startOverride w:val="1"/>
+    </w:lvlOverride>
+    <w:lvlOverride w:ilvl="8">
+      <w:startOverride w:val="1"/>
+    </w:lvlOverride>
+  </w:num>
+  <w:num w:numId="1003">
     <w:abstractNumId w:val="991"/>
   </w:num>
 </w:numbering>
